--- a/word_reports/LP_0215_위치_106_Laura Branigan_Branigan.docx
+++ b/word_reports/LP_0215_위치_106_Laura Branigan_Branigan.docx
@@ -4,7 +4,7 @@
   <w:body>
     <w:p>
       <w:pPr>
-        <w:spacing w:after="280"/>
+        <w:spacing w:after="80"/>
       </w:pPr>
       <w:r>
         <w:rPr w:rFonts="맑은 고딕">
@@ -13,94 +13,47 @@
           <w:color w:val="1E3A8A"/>
           <w:sz w:val="30"/>
         </w:rPr>
-        <w:t>[106] Laura Branigan - Branigan</w:t>
+        <w:t>Laura Branigan (로라 브래니건) - Branigan</w:t>
       </w:r>
     </w:p>
     <w:p>
       <w:pPr>
-        <w:spacing w:after="320"/>
+        <w:spacing w:after="240"/>
       </w:pPr>
       <w:r>
         <w:rPr w:rFonts="맑은 고딕">
           <w:rFonts w:ascii="맑은 고딕" w:hAnsi="맑은 고딕" w:eastAsia="맑은 고딕"/>
           <w:b/>
-          <w:sz w:val="20"/>
+          <w:color w:val="4B5563"/>
+          <w:sz w:val="22"/>
         </w:rPr>
-        <w:t>■ 위치 : 106</w:t>
-        <w:br/>
-      </w:r>
-      <w:r>
-        <w:rPr w:rFonts="맑은 고딕">
-          <w:rFonts w:ascii="맑은 고딕" w:hAnsi="맑은 고딕" w:eastAsia="맑은 고딕"/>
-          <w:b/>
-          <w:sz w:val="20"/>
-        </w:rPr>
-        <w:t>■ 아티스트 : Laura Branigan</w:t>
-        <w:br/>
-      </w:r>
-      <w:r>
-        <w:rPr w:rFonts="맑은 고딕">
-          <w:rFonts w:ascii="맑은 고딕" w:hAnsi="맑은 고딕" w:eastAsia="맑은 고딕"/>
-          <w:b/>
-          <w:sz w:val="20"/>
-        </w:rPr>
-        <w:t>■ 앨범명 : Branigan</w:t>
-        <w:br/>
-      </w:r>
-      <w:r>
-        <w:rPr w:rFonts="맑은 고딕">
-          <w:rFonts w:ascii="맑은 고딕" w:hAnsi="맑은 고딕" w:eastAsia="맑은 고딕"/>
-          <w:b w:val="0"/>
-          <w:sz w:val="20"/>
-        </w:rPr>
-        <w:t>■ 음반 레이블 : Atlantic Records</w:t>
-        <w:br/>
-      </w:r>
-      <w:r>
-        <w:rPr w:rFonts="맑은 고딕">
-          <w:rFonts w:ascii="맑은 고딕" w:hAnsi="맑은 고딕" w:eastAsia="맑은 고딕"/>
-          <w:b w:val="0"/>
-          <w:sz w:val="20"/>
-        </w:rPr>
-        <w:t>■ 발매년도 : 1982</w:t>
-        <w:br/>
-      </w:r>
-      <w:r>
-        <w:rPr w:rFonts="맑은 고딕">
-          <w:rFonts w:ascii="맑은 고딕" w:hAnsi="맑은 고딕" w:eastAsia="맑은 고딕"/>
-          <w:b w:val="0"/>
-          <w:sz w:val="20"/>
-        </w:rPr>
-        <w:t>■ 장르 : 팝, 신스팝, 댄스 팝, 소프트 록</w:t>
-        <w:br/>
-      </w:r>
-      <w:r>
-        <w:rPr w:rFonts="맑은 고딕">
-          <w:rFonts w:ascii="맑은 고딕" w:hAnsi="맑은 고딕" w:eastAsia="맑은 고딕"/>
-          <w:b w:val="0"/>
-          <w:sz w:val="20"/>
-        </w:rPr>
-        <w:t>■ 주요 수록곡 : Gloria, All Night With Me, Lovin' You Baby, Down 'N Dirty, I Wish I Could Cry, Please Stay Go Away</w:t>
-        <w:br/>
+        <w:t>위치 :  106</w:t>
       </w:r>
     </w:p>
     <w:p>
       <w:pPr>
-        <w:spacing w:after="160"/>
+        <w:spacing w:line="324" w:lineRule="auto" w:before="80" w:after="160"/>
       </w:pPr>
       <w:r>
         <w:rPr w:rFonts="맑은 고딕">
           <w:rFonts w:ascii="맑은 고딕" w:hAnsi="맑은 고딕" w:eastAsia="맑은 고딕"/>
           <w:b/>
           <w:color w:val="1F2937"/>
-          <w:sz w:val="24"/>
+          <w:sz w:val="22"/>
         </w:rPr>
-        <w:t>■ 음반 해설 및 감상 가이드</w:t>
+        <w:t xml:space="preserve">[음반 소개] </w:t>
+      </w:r>
+      <w:r>
+        <w:rPr w:rFonts="맑은 고딕">
+          <w:rFonts w:ascii="맑은 고딕" w:hAnsi="맑은 고딕" w:eastAsia="맑은 고딕"/>
+          <w:b w:val="0"/>
+          <w:sz w:val="21"/>
+        </w:rPr>
       </w:r>
     </w:p>
     <w:p>
       <w:pPr>
-        <w:spacing w:line="312" w:lineRule="auto" w:after="120"/>
+        <w:spacing w:line="324" w:lineRule="auto" w:after="120"/>
       </w:pPr>
       <w:r>
         <w:rPr w:rFonts="맑은 고딕">
@@ -108,51 +61,516 @@
           <w:b w:val="0"/>
           <w:sz w:val="21"/>
         </w:rPr>
-        <w:t>1982년에 발매된 로라 브래니건(Laura Branigan)의 데뷔 앨범 《Branigan》은 1980년대 팝 음악계에 강렬하고 우아한 페르소나의 탄생을 알린 명반입니다. 세계적인 프로듀서 잭 화이트(Jack White)와 그렉 매티슨(Greg Mathieson)의 지휘 아래 완성된 이 음반은, 팝과 신스팝, 그리고 소프트 록의 절묘한 경계를 탐구하며 로라 브래니건의 독보적인 가창력과 깊은 서정성을 세상에 대담하게 선보인 뜻깊은 출발점이었습니다.</w:t>
+        <w:t>1980년대 팝 음악계의 지평을 뒤흔든 로라 브래니건의 기념비적인 데뷔 앨범 《Branigan》은 유로 디스코의 매혹적인 리듬과 미국 정통 팝 록의 웅장한 서사미가 가장 완벽하게 조화를 이룬 명반입니다. 가슴을 관통하는 4옥타브의 폭발적인 성량과 폐부를 찌르는 애수 어린 음색은 단순한 댄스 팝을 넘어 한 편의 비극 오페라를 마주하는 듯한 숭고한 카타르시스를 선사합니다. 시대의 유행을 초월하여 오늘날까지도 수많은 음악 애호가들의 가슴속에 깊은 파동을 일으키는 이 작품은, 드라마틱한 가창 예술의 진수를 오롯이 아날로그의 숨결로 박제해 놓은 빛나는 음악적 유산입니다.</w:t>
       </w:r>
     </w:p>
     <w:p>
       <w:pPr>
-        <w:spacing w:line="312" w:lineRule="auto" w:after="120"/>
+        <w:spacing w:line="324" w:lineRule="auto" w:before="200" w:after="80"/>
       </w:pPr>
+      <w:r>
+        <w:rPr w:rFonts="맑은 고딕">
+          <w:rFonts w:ascii="맑은 고딕" w:hAnsi="맑은 고딕" w:eastAsia="맑은 고딕"/>
+          <w:b/>
+          <w:color w:val="1E3A8A"/>
+          <w:sz w:val="24"/>
+        </w:rPr>
+        <w:t>1. 음반 데이터</w:t>
+      </w:r>
+    </w:p>
+    <w:p>
+      <w:pPr>
+        <w:spacing w:line="324" w:lineRule="auto" w:after="80"/>
+      </w:pPr>
+      <w:r>
+        <w:rPr w:rFonts="맑은 고딕">
+          <w:rFonts w:ascii="맑은 고딕" w:hAnsi="맑은 고딕" w:eastAsia="맑은 고딕"/>
+          <w:b w:val="0"/>
+          <w:color w:val="6B7280"/>
+          <w:sz w:val="21"/>
+        </w:rPr>
+        <w:t xml:space="preserve">· </w:t>
+      </w:r>
+      <w:r>
+        <w:rPr w:rFonts="맑은 고딕">
+          <w:rFonts w:ascii="맑은 고딕" w:hAnsi="맑은 고딕" w:eastAsia="맑은 고딕"/>
+          <w:b/>
+          <w:color w:val="1F2937"/>
+          <w:sz w:val="21"/>
+        </w:rPr>
+        <w:t xml:space="preserve">앨범명: </w:t>
+      </w:r>
       <w:r>
         <w:rPr w:rFonts="맑은 고딕">
           <w:rFonts w:ascii="맑은 고딕" w:hAnsi="맑은 고딕" w:eastAsia="맑은 고딕"/>
           <w:b w:val="0"/>
           <w:sz w:val="21"/>
         </w:rPr>
-        <w:t>본 작의 단연 독보적인 중심축은 불후의 명곡인 &lt;Gloria&gt;입니다. 이탈리아의 가수 엄베르토 토지(Umberto Tozzi)의 원곡을 세련된 영어 가사와 솟구치는 에너지의 신스팝 사운드로 재해석한 이 트랙은 미국 빌보드 핫 100 차트 2위에 오르며 무려 36주간 차트에 머무는 대기록을 세웠습니다. 폭발적인 성량과 화려한 고음 속에서도 결코 흐트러지지 않는 명확한 전달력은 그녀를 단숨에 세계적인 팝 디바의 반열에 올려놓았으며, 첫 싱글이었던 서정적인 발라드 &lt;All Night With Me&gt;를 통해서는 깊은 감정적 울림을 지닌 보컬리스트로서의 면모를 각인시켰습니다.</w:t>
+        <w:t>Branigan</w:t>
       </w:r>
     </w:p>
     <w:p>
       <w:pPr>
-        <w:spacing w:line="312" w:lineRule="auto" w:after="120"/>
+        <w:spacing w:line="324" w:lineRule="auto" w:after="80"/>
       </w:pPr>
+      <w:r>
+        <w:rPr w:rFonts="맑은 고딕">
+          <w:rFonts w:ascii="맑은 고딕" w:hAnsi="맑은 고딕" w:eastAsia="맑은 고딕"/>
+          <w:b w:val="0"/>
+          <w:color w:val="6B7280"/>
+          <w:sz w:val="21"/>
+        </w:rPr>
+        <w:t xml:space="preserve">· </w:t>
+      </w:r>
+      <w:r>
+        <w:rPr w:rFonts="맑은 고딕">
+          <w:rFonts w:ascii="맑은 고딕" w:hAnsi="맑은 고딕" w:eastAsia="맑은 고딕"/>
+          <w:b/>
+          <w:color w:val="1F2937"/>
+          <w:sz w:val="21"/>
+        </w:rPr>
+        <w:t xml:space="preserve">아티스트: </w:t>
+      </w:r>
       <w:r>
         <w:rPr w:rFonts="맑은 고딕">
           <w:rFonts w:ascii="맑은 고딕" w:hAnsi="맑은 고딕" w:eastAsia="맑은 고딕"/>
           <w:b w:val="0"/>
           <w:sz w:val="21"/>
         </w:rPr>
-        <w:t>음반 전체를 관통하는 일렉트로닉 팝 사운드와 정교한 아날로그 세션의 조화는 LP 판의 그루브를 통해 감상할 때 더욱 깊은 풍미를 발산합니다. 댄스홀을 매료시킨 업템포 트랙들뿐만 아니라, &lt;Lovin' You Baby&gt;에서 드러나는 센슈얼한 록 아우라, 그리고 드라마틱하게 전개되는 &lt;I Wish I Could Cry&gt;에 이르기까지 다채로운 장르적 스펙트럼이 밀도 있게 구성되어 있습니다. 힘차면서도 아련한 슬픔을 머금은 그녀의 음색은 턴테이블의 아날로그 질감과 어우러져 한층 고풍스럽고 입체적인 사운드스케이프를 연출합니다.</w:t>
+        <w:t>Laura Branigan (로라 브래니건)</w:t>
       </w:r>
     </w:p>
     <w:p>
       <w:pPr>
-        <w:spacing w:line="312" w:lineRule="auto" w:after="120"/>
+        <w:spacing w:line="324" w:lineRule="auto" w:after="80"/>
       </w:pPr>
+      <w:r>
+        <w:rPr w:rFonts="맑은 고딕">
+          <w:rFonts w:ascii="맑은 고딕" w:hAnsi="맑은 고딕" w:eastAsia="맑은 고딕"/>
+          <w:b w:val="0"/>
+          <w:color w:val="6B7280"/>
+          <w:sz w:val="21"/>
+        </w:rPr>
+        <w:t xml:space="preserve">· </w:t>
+      </w:r>
+      <w:r>
+        <w:rPr w:rFonts="맑은 고딕">
+          <w:rFonts w:ascii="맑은 고딕" w:hAnsi="맑은 고딕" w:eastAsia="맑은 고딕"/>
+          <w:b/>
+          <w:color w:val="1F2937"/>
+          <w:sz w:val="21"/>
+        </w:rPr>
+        <w:t xml:space="preserve">발매 정보: </w:t>
+      </w:r>
       <w:r>
         <w:rPr w:rFonts="맑은 고딕">
           <w:rFonts w:ascii="맑은 고딕" w:hAnsi="맑은 고딕" w:eastAsia="맑은 고딕"/>
           <w:b w:val="0"/>
           <w:sz w:val="21"/>
         </w:rPr>
-        <w:t>결과적으로 앨범 《Branigan》은 한 위대한 아티스트의 화려한 프롤로그이자, 1980년대 팝 사운드의 황금기를 개막한 상징적인 수작입니다. 시대를 초월하여 청자의 가슴을 뛰게 만드는 역동적인 에너지와 클래식한 품격을 동시에 지닌 이 음반은, LP 음반 수집가와 음악 애호가 모두에게 변함없는 감동을 선사하는 소중한 자산입니다.</w:t>
+        <w:t>1982년 3월 명문 레이블 아틀란틱 레코드(Atlantic Records)를 통해 발매된 로라 브래니건의 공식 정규 1집 음반으로, 전설적인 프로듀서 잭 화이트(Jack White)와 그렉 매티슨(Greg Mathieson)의 유려한 조율 아래 탄생한 80년대 팝의 기념비적 데뷔작입니다.</w:t>
+      </w:r>
+    </w:p>
+    <w:p>
+      <w:pPr>
+        <w:spacing w:line="324" w:lineRule="auto" w:after="80"/>
+      </w:pPr>
+      <w:r>
+        <w:rPr w:rFonts="맑은 고딕">
+          <w:rFonts w:ascii="맑은 고딕" w:hAnsi="맑은 고딕" w:eastAsia="맑은 고딕"/>
+          <w:b w:val="0"/>
+          <w:color w:val="6B7280"/>
+          <w:sz w:val="21"/>
+        </w:rPr>
+        <w:t xml:space="preserve">· </w:t>
+      </w:r>
+      <w:r>
+        <w:rPr w:rFonts="맑은 고딕">
+          <w:rFonts w:ascii="맑은 고딕" w:hAnsi="맑은 고딕" w:eastAsia="맑은 고딕"/>
+          <w:b/>
+          <w:color w:val="1F2937"/>
+          <w:sz w:val="21"/>
+        </w:rPr>
+        <w:t xml:space="preserve">LP 인기도(판매량): </w:t>
+      </w:r>
+      <w:r>
+        <w:rPr w:rFonts="맑은 고딕">
+          <w:rFonts w:ascii="맑은 고딕" w:hAnsi="맑은 고딕" w:eastAsia="맑은 고딕"/>
+          <w:b w:val="0"/>
+          <w:sz w:val="21"/>
+        </w:rPr>
+        <w:t>미국 빌보드 200 앨범 차트 34위에 올랐으며, 대표 싱글 'Gloria'의 전 세계적인 메가 히트에 힘입어 미국 음반산업협회(RIAA)로부터 플래티넘(100만 장 이상 판매) 인증을 획득하는 눈부신 상업적 성과를 거두었습니다.</w:t>
+      </w:r>
+    </w:p>
+    <w:p>
+      <w:pPr>
+        <w:spacing w:line="324" w:lineRule="auto" w:after="80"/>
+      </w:pPr>
+      <w:r>
+        <w:rPr w:rFonts="맑은 고딕">
+          <w:rFonts w:ascii="맑은 고딕" w:hAnsi="맑은 고딕" w:eastAsia="맑은 고딕"/>
+          <w:b w:val="0"/>
+          <w:color w:val="6B7280"/>
+          <w:sz w:val="21"/>
+        </w:rPr>
+        <w:t xml:space="preserve">· </w:t>
+      </w:r>
+      <w:r>
+        <w:rPr w:rFonts="맑은 고딕">
+          <w:rFonts w:ascii="맑은 고딕" w:hAnsi="맑은 고딕" w:eastAsia="맑은 고딕"/>
+          <w:b/>
+          <w:color w:val="1F2937"/>
+          <w:sz w:val="21"/>
+        </w:rPr>
+        <w:t xml:space="preserve">각종 수상경력: </w:t>
+      </w:r>
+      <w:r>
+        <w:rPr w:rFonts="맑은 고딕">
+          <w:rFonts w:ascii="맑은 고딕" w:hAnsi="맑은 고딕" w:eastAsia="맑은 고딕"/>
+          <w:b w:val="0"/>
+          <w:sz w:val="21"/>
+        </w:rPr>
+        <w:t>1983년 제25회 그래미 어워드(Grammy Awards) '최우수 여성 팝 보컬 퍼포먼스(Best Pop Vocal Performance, Female)' 부문에 노미네이트되며 음악적 완성도와 가창의 독보적인 예술성을 공인받았습니다.</w:t>
+      </w:r>
+    </w:p>
+    <w:p>
+      <w:pPr>
+        <w:spacing w:line="324" w:lineRule="auto" w:before="200" w:after="80"/>
+      </w:pPr>
+      <w:r>
+        <w:rPr w:rFonts="맑은 고딕">
+          <w:rFonts w:ascii="맑은 고딕" w:hAnsi="맑은 고딕" w:eastAsia="맑은 고딕"/>
+          <w:b/>
+          <w:color w:val="1E3A8A"/>
+          <w:sz w:val="24"/>
+        </w:rPr>
+        <w:t>2. 아티스트 정보</w:t>
+      </w:r>
+    </w:p>
+    <w:p>
+      <w:pPr>
+        <w:spacing w:line="324" w:lineRule="auto" w:after="80"/>
+      </w:pPr>
+      <w:r>
+        <w:rPr w:rFonts="맑은 고딕">
+          <w:rFonts w:ascii="맑은 고딕" w:hAnsi="맑은 고딕" w:eastAsia="맑은 고딕"/>
+          <w:b w:val="0"/>
+          <w:color w:val="6B7280"/>
+          <w:sz w:val="21"/>
+        </w:rPr>
+        <w:t xml:space="preserve">· </w:t>
+      </w:r>
+      <w:r>
+        <w:rPr w:rFonts="맑은 고딕">
+          <w:rFonts w:ascii="맑은 고딕" w:hAnsi="맑은 고딕" w:eastAsia="맑은 고딕"/>
+          <w:b/>
+          <w:color w:val="1F2937"/>
+          <w:sz w:val="21"/>
+        </w:rPr>
+        <w:t xml:space="preserve">국적: </w:t>
+      </w:r>
+      <w:r>
+        <w:rPr w:rFonts="맑은 고딕">
+          <w:rFonts w:ascii="맑은 고딕" w:hAnsi="맑은 고딕" w:eastAsia="맑은 고딕"/>
+          <w:b w:val="0"/>
+          <w:sz w:val="21"/>
+        </w:rPr>
+        <w:t>미국 (미국 뉴욕주 마운트키스코 출생)</w:t>
+      </w:r>
+    </w:p>
+    <w:p>
+      <w:pPr>
+        <w:spacing w:line="324" w:lineRule="auto" w:after="80"/>
+      </w:pPr>
+      <w:r>
+        <w:rPr w:rFonts="맑은 고딕">
+          <w:rFonts w:ascii="맑은 고딕" w:hAnsi="맑은 고딕" w:eastAsia="맑은 고딕"/>
+          <w:b w:val="0"/>
+          <w:color w:val="6B7280"/>
+          <w:sz w:val="21"/>
+        </w:rPr>
+        <w:t xml:space="preserve">· </w:t>
+      </w:r>
+      <w:r>
+        <w:rPr w:rFonts="맑은 고딕">
+          <w:rFonts w:ascii="맑은 고딕" w:hAnsi="맑은 고딕" w:eastAsia="맑은 고딕"/>
+          <w:b/>
+          <w:color w:val="1F2937"/>
+          <w:sz w:val="21"/>
+        </w:rPr>
+        <w:t xml:space="preserve">생몰년도: </w:t>
+      </w:r>
+      <w:r>
+        <w:rPr w:rFonts="맑은 고딕">
+          <w:rFonts w:ascii="맑은 고딕" w:hAnsi="맑은 고딕" w:eastAsia="맑은 고딕"/>
+          <w:b w:val="0"/>
+          <w:sz w:val="21"/>
+        </w:rPr>
+        <w:t>1952년 7월 3일 ~ 2004년 8월 26일</w:t>
+      </w:r>
+    </w:p>
+    <w:p>
+      <w:pPr>
+        <w:spacing w:line="324" w:lineRule="auto" w:after="80"/>
+      </w:pPr>
+      <w:r>
+        <w:rPr w:rFonts="맑은 고딕">
+          <w:rFonts w:ascii="맑은 고딕" w:hAnsi="맑은 고딕" w:eastAsia="맑은 고딕"/>
+          <w:b w:val="0"/>
+          <w:color w:val="6B7280"/>
+          <w:sz w:val="21"/>
+        </w:rPr>
+        <w:t xml:space="preserve">· </w:t>
+      </w:r>
+      <w:r>
+        <w:rPr w:rFonts="맑은 고딕">
+          <w:rFonts w:ascii="맑은 고딕" w:hAnsi="맑은 고딕" w:eastAsia="맑은 고딕"/>
+          <w:b/>
+          <w:color w:val="1F2937"/>
+          <w:sz w:val="21"/>
+        </w:rPr>
+        <w:t xml:space="preserve">그룹 소속: </w:t>
+      </w:r>
+      <w:r>
+        <w:rPr w:rFonts="맑은 고딕">
+          <w:rFonts w:ascii="맑은 고딕" w:hAnsi="맑은 고딕" w:eastAsia="맑은 고딕"/>
+          <w:b w:val="0"/>
+          <w:sz w:val="21"/>
+        </w:rPr>
+        <w:t>솔로 (여성 보컬리스트)</w:t>
+      </w:r>
+    </w:p>
+    <w:p>
+      <w:pPr>
+        <w:spacing w:line="324" w:lineRule="auto" w:after="80"/>
+      </w:pPr>
+      <w:r>
+        <w:rPr w:rFonts="맑은 고딕">
+          <w:rFonts w:ascii="맑은 고딕" w:hAnsi="맑은 고딕" w:eastAsia="맑은 고딕"/>
+          <w:b w:val="0"/>
+          <w:color w:val="6B7280"/>
+          <w:sz w:val="21"/>
+        </w:rPr>
+        <w:t xml:space="preserve">· </w:t>
+      </w:r>
+      <w:r>
+        <w:rPr w:rFonts="맑은 고딕">
+          <w:rFonts w:ascii="맑은 고딕" w:hAnsi="맑은 고딕" w:eastAsia="맑은 고딕"/>
+          <w:b/>
+          <w:color w:val="1F2937"/>
+          <w:sz w:val="21"/>
+        </w:rPr>
+        <w:t xml:space="preserve">아티스트 소개: </w:t>
+      </w:r>
+      <w:r>
+        <w:rPr w:rFonts="맑은 고딕">
+          <w:rFonts w:ascii="맑은 고딕" w:hAnsi="맑은 고딕" w:eastAsia="맑은 고딕"/>
+          <w:b w:val="0"/>
+          <w:sz w:val="21"/>
+        </w:rPr>
+        <w:t>웅장한 드라마를 품은 4옥타브 음역대의 압도적인 성량과 짙은 호소력으로 1980년대 팝-신스팝의 황금기를 이끈 불세출의 디바입니다. 유럽의 멜로디 감성을 영미권 팝 메인스트림의 정점으로 이끌어 올리며 독보적인 음악 세계를 구축하였으나, 2004년 뇌동맥류로 너무도 일찍 세상을 떠나 대중음악계에 깊고 아련한 그리움을 남겼습니다.</w:t>
+      </w:r>
+    </w:p>
+    <w:p>
+      <w:pPr>
+        <w:spacing w:line="324" w:lineRule="auto" w:before="200" w:after="80"/>
+      </w:pPr>
+      <w:r>
+        <w:rPr w:rFonts="맑은 고딕">
+          <w:rFonts w:ascii="맑은 고딕" w:hAnsi="맑은 고딕" w:eastAsia="맑은 고딕"/>
+          <w:b/>
+          <w:color w:val="1E3A8A"/>
+          <w:sz w:val="24"/>
+        </w:rPr>
+        <w:t>3. 음반 상세 분석</w:t>
+      </w:r>
+    </w:p>
+    <w:p>
+      <w:pPr>
+        <w:spacing w:line="324" w:lineRule="auto" w:after="80"/>
+      </w:pPr>
+      <w:r>
+        <w:rPr w:rFonts="맑은 고딕">
+          <w:rFonts w:ascii="맑은 고딕" w:hAnsi="맑은 고딕" w:eastAsia="맑은 고딕"/>
+          <w:b w:val="0"/>
+          <w:color w:val="6B7280"/>
+          <w:sz w:val="21"/>
+        </w:rPr>
+        <w:t xml:space="preserve">· </w:t>
+      </w:r>
+      <w:r>
+        <w:rPr w:rFonts="맑은 고딕">
+          <w:rFonts w:ascii="맑은 고딕" w:hAnsi="맑은 고딕" w:eastAsia="맑은 고딕"/>
+          <w:b/>
+          <w:color w:val="1F2937"/>
+          <w:sz w:val="21"/>
+        </w:rPr>
+        <w:t xml:space="preserve">역사적 위치: </w:t>
+      </w:r>
+      <w:r>
+        <w:rPr w:rFonts="맑은 고딕">
+          <w:rFonts w:ascii="맑은 고딕" w:hAnsi="맑은 고딕" w:eastAsia="맑은 고딕"/>
+          <w:b w:val="0"/>
+          <w:sz w:val="21"/>
+        </w:rPr>
+        <w:t>본 앨범은 이탈리아 작곡가 움베르토 토치(Umberto Tozzi)의 원곡을 영미권의 감각으로 완벽히 재해석한 'Gloria'를 필두로, 유로팝의 감미로운 멜로디 라인과 아메리칸 팝 록 사운드의 호방함을 결합한 선구적 앨범입니다. 신시사이저와 일렉트릭 기타, 화려한 오케스트레이션이 균형을 이루며 이후 80년대 중후반을 지배한 '파워 팝 발라드'와 '신스팝'의 교과서적인 사운드 텍스처를 확립한 명반으로 평가받습니다.</w:t>
+      </w:r>
+    </w:p>
+    <w:p>
+      <w:pPr>
+        <w:spacing w:line="324" w:lineRule="auto" w:after="80"/>
+      </w:pPr>
+      <w:r>
+        <w:rPr w:rFonts="맑은 고딕">
+          <w:rFonts w:ascii="맑은 고딕" w:hAnsi="맑은 고딕" w:eastAsia="맑은 고딕"/>
+          <w:b w:val="0"/>
+          <w:color w:val="6B7280"/>
+          <w:sz w:val="21"/>
+        </w:rPr>
+        <w:t xml:space="preserve">· </w:t>
+      </w:r>
+      <w:r>
+        <w:rPr w:rFonts="맑은 고딕">
+          <w:rFonts w:ascii="맑은 고딕" w:hAnsi="맑은 고딕" w:eastAsia="맑은 고딕"/>
+          <w:b/>
+          <w:color w:val="1F2937"/>
+          <w:sz w:val="21"/>
+        </w:rPr>
+        <w:t xml:space="preserve">시대의 흔적(스토리텔링): </w:t>
+      </w:r>
+      <w:r>
+        <w:rPr w:rFonts="맑은 고딕">
+          <w:rFonts w:ascii="맑은 고딕" w:hAnsi="맑은 고딕" w:eastAsia="맑은 고딕"/>
+          <w:b w:val="0"/>
+          <w:sz w:val="21"/>
+        </w:rPr>
+        <w:t>1980년대 초반, 디스코의 열풍이 잦아들고 뉴웨이브의 물결이 도래하던 전환기 속에서 도시 청춘들의 밤을 화려하고도 고독하게 밝혀주었던 시대의 공기가 담겨 있습니다. 네온사인이 일렁이는 거리의 낭만과 자유, 그리고 그 이면에 도사린 현대인의 불안과 애잔한 방황의 정서를 세련되고 격정적인 비트로 승화시켰습니다.</w:t>
+      </w:r>
+    </w:p>
+    <w:p>
+      <w:pPr>
+        <w:spacing w:line="324" w:lineRule="auto" w:before="200" w:after="80"/>
+      </w:pPr>
+      <w:r>
+        <w:rPr w:rFonts="맑은 고딕">
+          <w:rFonts w:ascii="맑은 고딕" w:hAnsi="맑은 고딕" w:eastAsia="맑은 고딕"/>
+          <w:b/>
+          <w:color w:val="1E3A8A"/>
+          <w:sz w:val="24"/>
+        </w:rPr>
+        <w:t>4. 주요 수록곡 및 감상 제언</w:t>
+      </w:r>
+    </w:p>
+    <w:p>
+      <w:pPr>
+        <w:spacing w:line="324" w:lineRule="auto" w:after="80"/>
+      </w:pPr>
+      <w:r>
+        <w:rPr w:rFonts="맑은 고딕">
+          <w:rFonts w:ascii="맑은 고딕" w:hAnsi="맑은 고딕" w:eastAsia="맑은 고딕"/>
+          <w:b w:val="0"/>
+          <w:color w:val="6B7280"/>
+          <w:sz w:val="21"/>
+        </w:rPr>
+        <w:t xml:space="preserve">· </w:t>
+      </w:r>
+      <w:r>
+        <w:rPr w:rFonts="맑은 고딕">
+          <w:rFonts w:ascii="맑은 고딕" w:hAnsi="맑은 고딕" w:eastAsia="맑은 고딕"/>
+          <w:b/>
+          <w:color w:val="1F2937"/>
+          <w:sz w:val="21"/>
+        </w:rPr>
+        <w:t xml:space="preserve">주요 수록곡 특징: </w:t>
+      </w:r>
+      <w:r>
+        <w:rPr w:rFonts="맑은 고딕">
+          <w:rFonts w:ascii="맑은 고딕" w:hAnsi="맑은 고딕" w:eastAsia="맑은 고딕"/>
+          <w:b w:val="0"/>
+          <w:sz w:val="21"/>
+        </w:rPr>
+        <w:t>폭발하는 다이내믹과 질주하는 신시사이저 베이스 라인 위로 비장미 넘치는 보컬이 압도적인 전율을 선사하는 불멸의 찬가 'Gloria', 속삭이듯 절제된 감성으로 시작해 애절한 고음으로 치닫는 감성적인 팝 발라드 'All Night with Me', 록적인 비트와 농염한 그루브가 인상적인 'Lovin' You Baby', 고혹적인 현악과 브래니건의 슬픈 음색이 절묘하게 어우러지는 비가(悲歌) 'Living a Lie' 등이 유기적인 조화를 이룹니다.</w:t>
+      </w:r>
+    </w:p>
+    <w:p>
+      <w:pPr>
+        <w:spacing w:line="324" w:lineRule="auto" w:after="80"/>
+      </w:pPr>
+      <w:r>
+        <w:rPr w:rFonts="맑은 고딕">
+          <w:rFonts w:ascii="맑은 고딕" w:hAnsi="맑은 고딕" w:eastAsia="맑은 고딕"/>
+          <w:b w:val="0"/>
+          <w:color w:val="6B7280"/>
+          <w:sz w:val="21"/>
+        </w:rPr>
+        <w:t xml:space="preserve">· </w:t>
+      </w:r>
+      <w:r>
+        <w:rPr w:rFonts="맑은 고딕">
+          <w:rFonts w:ascii="맑은 고딕" w:hAnsi="맑은 고딕" w:eastAsia="맑은 고딕"/>
+          <w:b/>
+          <w:color w:val="1F2937"/>
+          <w:sz w:val="21"/>
+        </w:rPr>
+        <w:t xml:space="preserve">빈티지 감상 제언: </w:t>
+      </w:r>
+      <w:r>
+        <w:rPr w:rFonts="맑은 고딕">
+          <w:rFonts w:ascii="맑은 고딕" w:hAnsi="맑은 고딕" w:eastAsia="맑은 고딕"/>
+          <w:b w:val="0"/>
+          <w:sz w:val="21"/>
+        </w:rPr>
+        <w:t>LP의 그루브를 스치는 바늘 끝에서 로라 브래니건의 묵직한 흉성과 풍부한 잔향이 진공관 앰프 특유의 따뜻하고 농밀한 온기를 머금고 실감 나게 피어오릅니다. 디지털 음원에서는 다소 차갑고 날카롭게 들릴 수 있는 80년대 초창기 신시사이저의 전자음이 턴테이블의 아날로그 질감을 거치며 한층 부드럽고 웅장한 입체감으로 살아나는 마법을 경험할 수 있습니다.</w:t>
+      </w:r>
+    </w:p>
+    <w:p>
+      <w:pPr>
+        <w:spacing w:line="324" w:lineRule="auto" w:after="80"/>
+      </w:pPr>
+      <w:r>
+        <w:rPr w:rFonts="맑은 고딕">
+          <w:rFonts w:ascii="맑은 고딕" w:hAnsi="맑은 고딕" w:eastAsia="맑은 고딕"/>
+          <w:b w:val="0"/>
+          <w:color w:val="6B7280"/>
+          <w:sz w:val="21"/>
+        </w:rPr>
+        <w:t xml:space="preserve">· </w:t>
+      </w:r>
+      <w:r>
+        <w:rPr w:rFonts="맑은 고딕">
+          <w:rFonts w:ascii="맑은 고딕" w:hAnsi="맑은 고딕" w:eastAsia="맑은 고딕"/>
+          <w:b/>
+          <w:color w:val="1F2937"/>
+          <w:sz w:val="21"/>
+        </w:rPr>
+        <w:t xml:space="preserve">소장 가치: </w:t>
+      </w:r>
+      <w:r>
+        <w:rPr w:rFonts="맑은 고딕">
+          <w:rFonts w:ascii="맑은 고딕" w:hAnsi="맑은 고딕" w:eastAsia="맑은 고딕"/>
+          <w:b w:val="0"/>
+          <w:sz w:val="21"/>
+        </w:rPr>
+        <w:t>현대 팝 역사상 가장 강렬했던 데뷔 앨범 중 하나이자, 요절한 비운의 디바 로라 브래니건의 가장 찬란하고 순수한 열정이 아날로그 음골 속에 각인되어 있어 바이닐 컬렉터라면 필히 랙의 앞자리에 갖추어야 할 클래식 명반입니다.</w:t>
+      </w:r>
+    </w:p>
+    <w:p>
+      <w:pPr>
+        <w:spacing w:line="324" w:lineRule="auto" w:after="120" w:before="160"/>
+      </w:pPr>
+      <w:r>
+        <w:rPr w:rFonts="맑은 고딕">
+          <w:rFonts w:ascii="맑은 고딕" w:hAnsi="맑은 고딕" w:eastAsia="맑은 고딕"/>
+          <w:b/>
+          <w:color w:val="4338CA"/>
+          <w:sz w:val="21"/>
+        </w:rPr>
+        <w:t>이 음반을 통해 아날로그 바늘 끝에서 찬란하게 피어나는 로라 브래니건의 드라마틱한 목소리가 전해주는 감동을 다시 한번 경험해 보시는 것은 어떨까요?</w:t>
       </w:r>
     </w:p>
     <w:sectPr>
       <w:pgSz w:w="12240" w:h="15840"/>
-      <w:pgMar w:top="1440" w:right="1440" w:bottom="1440" w:left="1440" w:header="720" w:footer="720" w:gutter="0"/>
+      <w:pgMar w:top="1152" w:right="1296" w:bottom="1152" w:left="1296" w:header="720" w:footer="720" w:gutter="0"/>
       <w:cols w:space="720"/>
       <w:docGrid w:linePitch="360"/>
     </w:sectPr>

--- a/word_reports/LP_0215_위치_106_Laura Branigan_Branigan.docx
+++ b/word_reports/LP_0215_위치_106_Laura Branigan_Branigan.docx
@@ -32,7 +32,7 @@
     </w:p>
     <w:p>
       <w:pPr>
-        <w:spacing w:line="324" w:lineRule="auto" w:before="80" w:after="160"/>
+        <w:spacing w:line="324" w:lineRule="auto" w:before="80" w:after="120"/>
       </w:pPr>
       <w:r>
         <w:rPr w:rFonts="맑은 고딕">
@@ -42,13 +42,6 @@
           <w:sz w:val="22"/>
         </w:rPr>
         <w:t xml:space="preserve">[음반 소개] </w:t>
-      </w:r>
-      <w:r>
-        <w:rPr w:rFonts="맑은 고딕">
-          <w:rFonts w:ascii="맑은 고딕" w:hAnsi="맑은 고딕" w:eastAsia="맑은 고딕"/>
-          <w:b w:val="0"/>
-          <w:sz w:val="21"/>
-        </w:rPr>
       </w:r>
     </w:p>
     <w:p>
@@ -61,7 +54,46 @@
           <w:b w:val="0"/>
           <w:sz w:val="21"/>
         </w:rPr>
-        <w:t>1980년대 팝 음악계의 지평을 뒤흔든 로라 브래니건의 기념비적인 데뷔 앨범 《Branigan》은 유로 디스코의 매혹적인 리듬과 미국 정통 팝 록의 웅장한 서사미가 가장 완벽하게 조화를 이룬 명반입니다. 가슴을 관통하는 4옥타브의 폭발적인 성량과 폐부를 찌르는 애수 어린 음색은 단순한 댄스 팝을 넘어 한 편의 비극 오페라를 마주하는 듯한 숭고한 카타르시스를 선사합니다. 시대의 유행을 초월하여 오늘날까지도 수많은 음악 애호가들의 가슴속에 깊은 파동을 일으키는 이 작품은, 드라마틱한 가창 예술의 진수를 오롯이 아날로그의 숨결로 박제해 놓은 빛나는 음악적 유산입니다.</w:t>
+        <w:t>1980년대 초반의 대중음악계는 찬란했던 디스코의 퇴조와 미래지향적인 뉴웨이브 및 신스팝의 태동이 격렬하게 교차하던 거대한 변혁의 시기였습니다. 기계적인 전자음이 전면에 부상하며 인간의 목소리가 점차 도구화되어 가던 그 위태로운 경계선 위에서, 대서양 레코드(Atlantic Records)의 수장 아흐멧 에르테군(Ahmet Ertegun)의 혜안으로 세상에 등장한 로라 브래니건의 데뷔작 [Branigan]은 보컬리스트의 압도적인 존재감이 무엇인지를 단숨에 입증해 낸 찬란한 선언이었습니다. 성악적 기초와 브로드웨이 뮤지컬 무대에서 단련된 그녀의 4옥타브를 넘나드는 드라마틱 소프라노 음색은, 차가운 전자 비트의 공간을 순식간에 뜨거운 인간의 호흡과 드라마로 가득 채워 놓았습니다.</w:t>
+      </w:r>
+    </w:p>
+    <w:p>
+      <w:pPr>
+        <w:spacing w:line="324" w:lineRule="auto" w:after="120"/>
+      </w:pPr>
+      <w:r>
+        <w:rPr w:rFonts="맑은 고딕">
+          <w:rFonts w:ascii="맑은 고딕" w:hAnsi="맑은 고딕" w:eastAsia="맑은 고딕"/>
+          <w:b w:val="0"/>
+          <w:sz w:val="21"/>
+        </w:rPr>
+        <w:t>이 앨범은 이탈리아의 음유시인 움베르토 토치(Umberto Tozzi)의 유로 팝 명곡을 영미권의 감각적인 팝 록 어법으로 완벽히 재해석한 불멸의 트랙 'Gloria'를 탄생시키며 세계 팝 음악사에 지울 수 없는 족적을 남겼습니다. 프로듀서 잭 화이트(Jack White)와 편곡자 그렉 매티슨(Greg Mathieson)의 유려한 조율 아래, 브래니건은 유러피언 멜로디의 낭만과 아메리칸 팝의 폭발적인 에너지를 경계 없이 융합해 냈습니다. 이는 훗날 수많은 팝 디바들이 걸어가게 될 보컬 중심 댄스 팝의 찬란한 이정표가 되었으며, 대서양을 가로지르는 크로스오버 팝의 모범적인 전형으로 기록되었습니다.</w:t>
+      </w:r>
+    </w:p>
+    <w:p>
+      <w:pPr>
+        <w:spacing w:line="324" w:lineRule="auto" w:after="120"/>
+      </w:pPr>
+      <w:r>
+        <w:rPr w:rFonts="맑은 고딕">
+          <w:rFonts w:ascii="맑은 고딕" w:hAnsi="맑은 고딕" w:eastAsia="맑은 고딕"/>
+          <w:b w:val="0"/>
+          <w:sz w:val="21"/>
+        </w:rPr>
+        <w:t>로라 브래니건이 이 음반을 통해 궁극적으로 전하고자 했던 메시지는 인간 내면의 솔직한 열정과 방황, 그리고 사랑을 향한 꺾이지 않는 갈망이었습니다. 그녀는 단순히 음표를 노래하는 가수가 아니라, 화려한 조명 뒤에 가려진 고독과 도시의 밤을 배회하는 현대인의 연약한 심장을 노래하는 서사시인이었습니다. 정교하게 세공된 신시사이저와 강렬한 기타 리프 속에서도 그녀의 호소력 짙은 음성은 한 편의 비극적인 희곡처럼 청자의 가슴속 깊은 심금을 울립니다.</w:t>
+      </w:r>
+    </w:p>
+    <w:p>
+      <w:pPr>
+        <w:spacing w:line="324" w:lineRule="auto" w:after="120"/>
+      </w:pPr>
+      <w:r>
+        <w:rPr w:rFonts="맑은 고딕">
+          <w:rFonts w:ascii="맑은 고딕" w:hAnsi="맑은 고딕" w:eastAsia="맑은 고딕"/>
+          <w:b w:val="0"/>
+          <w:sz w:val="21"/>
+        </w:rPr>
+        <w:t>세월이 흘러 수십 년이 지난 오늘날에도 이 음반이 낡지 않는 생명력을 지니는 이유는, 시대의 첨단을 달렸던 사운드 밑바탕에 인간에 대한 서정적 연민과 영혼의 울림이 오롯이 새겨져 있기 때문입니다. 비닐(Vinyl)의 소리골 위를 바늘이 타고 흐를 때 피어오르는 그녀의 목소리는, 지금은 세상에 없는 영원한 디바가 남긴 가장 순수하고 격정적인 젊음의 잔상으로 남아 우리를 아련한 낭만의 시대로 인도합니다.</w:t>
       </w:r>
     </w:p>
     <w:p>
@@ -168,7 +200,7 @@
           <w:b w:val="0"/>
           <w:sz w:val="21"/>
         </w:rPr>
-        <w:t>1982년 3월 명문 레이블 아틀란틱 레코드(Atlantic Records)를 통해 발매된 로라 브래니건의 공식 정규 1집 음반으로, 전설적인 프로듀서 잭 화이트(Jack White)와 그렉 매티슨(Greg Mathieson)의 유려한 조율 아래 탄생한 80년대 팝의 기념비적 데뷔작입니다.</w:t>
+        <w:t>1982년 3월 아틀란틱 레코드(Atlantic Records)를 통해 발매된 로라 브래니건의 기념비적인 데뷔 정규 앨범으로, 1980년대 팝 음악의 새로운 디바 탄생을 알린 명반.</w:t>
       </w:r>
     </w:p>
     <w:p>
@@ -199,7 +231,7 @@
           <w:b w:val="0"/>
           <w:sz w:val="21"/>
         </w:rPr>
-        <w:t>미국 빌보드 200 앨범 차트 34위에 올랐으며, 대표 싱글 'Gloria'의 전 세계적인 메가 히트에 힘입어 미국 음반산업협회(RIAA)로부터 플래티넘(100만 장 이상 판매) 인증을 획득하는 눈부신 상업적 성과를 거두었습니다.</w:t>
+        <w:t>빌보드 200 차트 34위에 올랐으며, 대표 싱글 'Gloria'의 폭발적인 인기에 힘입어 미국 음반산업협회(RIAA) 골드(Gold) 인증을 획득함. 특히 'Gloria'는 빌보드 핫 100 차트 2위까지 치솟으며 무려 36주 동안 차트에 머무는 경이로운 롱런을 기록함.</w:t>
       </w:r>
     </w:p>
     <w:p>
@@ -230,7 +262,7 @@
           <w:b w:val="0"/>
           <w:sz w:val="21"/>
         </w:rPr>
-        <w:t>1983년 제25회 그래미 어워드(Grammy Awards) '최우수 여성 팝 보컬 퍼포먼스(Best Pop Vocal Performance, Female)' 부문에 노미네이트되며 음악적 완성도와 가창의 독보적인 예술성을 공인받았습니다.</w:t>
+        <w:t>1983년 제25회 그래미 어워드(Grammy Awards) '최우수 여성 팝 보컬 퍼포먼스(Best Pop Vocal Performance, Female)' 부문 노미네이트, 전 세계 각국 차트 상위권 석권.</w:t>
       </w:r>
     </w:p>
     <w:p>
@@ -275,7 +307,7 @@
           <w:b w:val="0"/>
           <w:sz w:val="21"/>
         </w:rPr>
-        <w:t>미국 (미국 뉴욕주 마운트키스코 출생)</w:t>
+        <w:t>미국 (United States)</w:t>
       </w:r>
     </w:p>
     <w:p>
@@ -337,7 +369,7 @@
           <w:b w:val="0"/>
           <w:sz w:val="21"/>
         </w:rPr>
-        <w:t>솔로 (여성 보컬리스트)</w:t>
+        <w:t>솔로 (Solo)</w:t>
       </w:r>
     </w:p>
     <w:p>
@@ -368,7 +400,7 @@
           <w:b w:val="0"/>
           <w:sz w:val="21"/>
         </w:rPr>
-        <w:t>웅장한 드라마를 품은 4옥타브 음역대의 압도적인 성량과 짙은 호소력으로 1980년대 팝-신스팝의 황금기를 이끈 불세출의 디바입니다. 유럽의 멜로디 감성을 영미권 팝 메인스트림의 정점으로 이끌어 올리며 독보적인 음악 세계를 구축하였으나, 2004년 뇌동맥류로 너무도 일찍 세상을 떠나 대중음악계에 깊고 아련한 그리움을 남겼습니다.</w:t>
+        <w:t>4옥타브에 달하는 폭발적인 가창력과 클래식한 성악 발성을 겸비하여 1980년대 팝 음악계를 호령했던 전설적인 여성 보컬리스트입니다. 풍부한 성량과 짙은 감수성을 바탕으로 유로 팝과 신스팝, 록 발라드를 절묘하게 융합하며 당대 가장 독보적인 가창파 디바로 확고한 위상을 떨쳤습니다.</w:t>
       </w:r>
     </w:p>
     <w:p>
@@ -413,7 +445,7 @@
           <w:b w:val="0"/>
           <w:sz w:val="21"/>
         </w:rPr>
-        <w:t>본 앨범은 이탈리아 작곡가 움베르토 토치(Umberto Tozzi)의 원곡을 영미권의 감각으로 완벽히 재해석한 'Gloria'를 필두로, 유로팝의 감미로운 멜로디 라인과 아메리칸 팝 록 사운드의 호방함을 결합한 선구적 앨범입니다. 신시사이저와 일렉트릭 기타, 화려한 오케스트레이션이 균형을 이루며 이후 80년대 중후반을 지배한 '파워 팝 발라드'와 '신스팝'의 교과서적인 사운드 텍스처를 확립한 명반으로 평가받습니다.</w:t>
+        <w:t>유로 디스코와 아메리칸 팝 록이 완벽한 균형을 이룬 1980년대 보컬 팝의 마스터피스로, 단순한 댄스 음악을 넘어 보컬리스트의 역량이 신시사이저 사운드를 압도할 수 있음을 증명한 팝 음악사의 중요한 분기점입니다.</w:t>
       </w:r>
     </w:p>
     <w:p>
@@ -444,7 +476,7 @@
           <w:b w:val="0"/>
           <w:sz w:val="21"/>
         </w:rPr>
-        <w:t>1980년대 초반, 디스코의 열풍이 잦아들고 뉴웨이브의 물결이 도래하던 전환기 속에서 도시 청춘들의 밤을 화려하고도 고독하게 밝혀주었던 시대의 공기가 담겨 있습니다. 네온사인이 일렁이는 거리의 낭만과 자유, 그리고 그 이면에 도사린 현대인의 불안과 애잔한 방황의 정서를 세련되고 격정적인 비트로 승화시켰습니다.</w:t>
+        <w:t>1980년대 초 화려한 네온사인과 도시의 밤거리, 급변하는 현대 문명 속에서 사랑의 열병과 고립감을 동시에 마주했던 당대 청춘들의 방황하는 자화상이 브래니건의 드라마틱한 절규 속에 고스란히 투영되어 있습니다.</w:t>
       </w:r>
     </w:p>
     <w:p>
@@ -489,7 +521,130 @@
           <w:b w:val="0"/>
           <w:sz w:val="21"/>
         </w:rPr>
-        <w:t>폭발하는 다이내믹과 질주하는 신시사이저 베이스 라인 위로 비장미 넘치는 보컬이 압도적인 전율을 선사하는 불멸의 찬가 'Gloria', 속삭이듯 절제된 감성으로 시작해 애절한 고음으로 치닫는 감성적인 팝 발라드 'All Night with Me', 록적인 비트와 농염한 그루브가 인상적인 'Lovin' You Baby', 고혹적인 현악과 브래니건의 슬픈 음색이 절묘하게 어우러지는 비가(悲歌) 'Living a Lie' 등이 유기적인 조화를 이룹니다.</w:t>
+      </w:r>
+    </w:p>
+    <w:p>
+      <w:pPr>
+        <w:spacing w:line="324" w:lineRule="auto" w:after="80"/>
+      </w:pPr>
+      <w:r>
+        <w:rPr w:rFonts="맑은 고딕">
+          <w:rFonts w:ascii="맑은 고딕" w:hAnsi="맑은 고딕" w:eastAsia="맑은 고딕"/>
+          <w:b w:val="0"/>
+          <w:color w:val="6B7280"/>
+          <w:sz w:val="21"/>
+        </w:rPr>
+        <w:t xml:space="preserve">· </w:t>
+      </w:r>
+      <w:r>
+        <w:rPr w:rFonts="맑은 고딕">
+          <w:rFonts w:ascii="맑은 고딕" w:hAnsi="맑은 고딕" w:eastAsia="맑은 고딕"/>
+          <w:b/>
+          <w:color w:val="1F2937"/>
+          <w:sz w:val="21"/>
+        </w:rPr>
+        <w:t xml:space="preserve">'Gloria': </w:t>
+      </w:r>
+      <w:r>
+        <w:rPr w:rFonts="맑은 고딕">
+          <w:rFonts w:ascii="맑은 고딕" w:hAnsi="맑은 고딕" w:eastAsia="맑은 고딕"/>
+          <w:b w:val="0"/>
+          <w:sz w:val="21"/>
+        </w:rPr>
+        <w:t>거대한 신스 베이스라인과 브래니건의 천둥 같은 고음이 작렬하는 불후의 댄스 팝 앤섬으로, 광기와 열정이 넘치는 서정성을 자랑합니다.</w:t>
+      </w:r>
+    </w:p>
+    <w:p>
+      <w:pPr>
+        <w:spacing w:line="324" w:lineRule="auto" w:after="80"/>
+      </w:pPr>
+      <w:r>
+        <w:rPr w:rFonts="맑은 고딕">
+          <w:rFonts w:ascii="맑은 고딕" w:hAnsi="맑은 고딕" w:eastAsia="맑은 고딕"/>
+          <w:b w:val="0"/>
+          <w:color w:val="6B7280"/>
+          <w:sz w:val="21"/>
+        </w:rPr>
+        <w:t xml:space="preserve">· </w:t>
+      </w:r>
+      <w:r>
+        <w:rPr w:rFonts="맑은 고딕">
+          <w:rFonts w:ascii="맑은 고딕" w:hAnsi="맑은 고딕" w:eastAsia="맑은 고딕"/>
+          <w:b/>
+          <w:color w:val="1F2937"/>
+          <w:sz w:val="21"/>
+        </w:rPr>
+        <w:t xml:space="preserve">'All Night with Me': </w:t>
+      </w:r>
+      <w:r>
+        <w:rPr w:rFonts="맑은 고딕">
+          <w:rFonts w:ascii="맑은 고딕" w:hAnsi="맑은 고딕" w:eastAsia="맑은 고딕"/>
+          <w:b w:val="0"/>
+          <w:sz w:val="21"/>
+        </w:rPr>
+        <w:t>앨범의 포문을 여는 첫 싱글로, 감미로운 AOR(Adult Oriented Rock) 풍의 멜로디와 서정적인 보컬이 돋보이는 곡입니다.</w:t>
+      </w:r>
+    </w:p>
+    <w:p>
+      <w:pPr>
+        <w:spacing w:line="324" w:lineRule="auto" w:after="80"/>
+      </w:pPr>
+      <w:r>
+        <w:rPr w:rFonts="맑은 고딕">
+          <w:rFonts w:ascii="맑은 고딕" w:hAnsi="맑은 고딕" w:eastAsia="맑은 고딕"/>
+          <w:b w:val="0"/>
+          <w:color w:val="6B7280"/>
+          <w:sz w:val="21"/>
+        </w:rPr>
+        <w:t xml:space="preserve">· </w:t>
+      </w:r>
+      <w:r>
+        <w:rPr w:rFonts="맑은 고딕">
+          <w:rFonts w:ascii="맑은 고딕" w:hAnsi="맑은 고딕" w:eastAsia="맑은 고딕"/>
+          <w:b/>
+          <w:color w:val="1F2937"/>
+          <w:sz w:val="21"/>
+        </w:rPr>
+        <w:t xml:space="preserve">'Lovin' You Baby': </w:t>
+      </w:r>
+      <w:r>
+        <w:rPr w:rFonts="맑은 고딕">
+          <w:rFonts w:ascii="맑은 고딕" w:hAnsi="맑은 고딕" w:eastAsia="맑은 고딕"/>
+          <w:b w:val="0"/>
+          <w:sz w:val="21"/>
+        </w:rPr>
+        <w:t>록적인 에너지가 넘실대는 비트 위에 허스키하면서도 파워풀한 가창력이 돋보이는 트랙입니다.</w:t>
+      </w:r>
+    </w:p>
+    <w:p>
+      <w:pPr>
+        <w:spacing w:line="324" w:lineRule="auto" w:after="80"/>
+      </w:pPr>
+      <w:r>
+        <w:rPr w:rFonts="맑은 고딕">
+          <w:rFonts w:ascii="맑은 고딕" w:hAnsi="맑은 고딕" w:eastAsia="맑은 고딕"/>
+          <w:b w:val="0"/>
+          <w:color w:val="6B7280"/>
+          <w:sz w:val="21"/>
+        </w:rPr>
+        <w:t xml:space="preserve">· </w:t>
+      </w:r>
+      <w:r>
+        <w:rPr w:rFonts="맑은 고딕">
+          <w:rFonts w:ascii="맑은 고딕" w:hAnsi="맑은 고딕" w:eastAsia="맑은 고딕"/>
+          <w:b/>
+          <w:color w:val="1F2937"/>
+          <w:sz w:val="21"/>
+        </w:rPr>
+        <w:t xml:space="preserve">'If You Loved Me': </w:t>
+      </w:r>
+      <w:r>
+        <w:rPr w:rFonts="맑은 고딕">
+          <w:rFonts w:ascii="맑은 고딕" w:hAnsi="맑은 고딕" w:eastAsia="맑은 고딕"/>
+          <w:b w:val="0"/>
+          <w:sz w:val="21"/>
+        </w:rPr>
+        <w:t>브래니건의 섬세한 비브라토와 드라마틱한 감정선이 극대화된 아름다운 정통 발라드입니다.</w:t>
       </w:r>
     </w:p>
     <w:p>
@@ -520,7 +675,7 @@
           <w:b w:val="0"/>
           <w:sz w:val="21"/>
         </w:rPr>
-        <w:t>LP의 그루브를 스치는 바늘 끝에서 로라 브래니건의 묵직한 흉성과 풍부한 잔향이 진공관 앰프 특유의 따뜻하고 농밀한 온기를 머금고 실감 나게 피어오릅니다. 디지털 음원에서는 다소 차갑고 날카롭게 들릴 수 있는 80년대 초창기 신시사이저의 전자음이 턴테이블의 아날로그 질감을 거치며 한층 부드럽고 웅장한 입체감으로 살아나는 마법을 경험할 수 있습니다.</w:t>
+        <w:t>턴테이블의 카트리지가 묵직한 1980년대 아날로그 신스 베이스와 드럼의 타격감을 긁어낼 때, 진공관 앰프를 통해 출력되는 브래니건의 고음은 결코 쏘지 않고 온기 넘치는 두께감으로 공간을 압도합니다. 아날로그 프레싱 특유의 넓은 다이내믹 레인지를 체감하며 보컬의 숨소리와 배음의 잔향에 귀 기울여 감상하시기를 권합니다.</w:t>
       </w:r>
     </w:p>
     <w:p>
@@ -551,7 +706,7 @@
           <w:b w:val="0"/>
           <w:sz w:val="21"/>
         </w:rPr>
-        <w:t>현대 팝 역사상 가장 강렬했던 데뷔 앨범 중 하나이자, 요절한 비운의 디바 로라 브래니건의 가장 찬란하고 순수한 열정이 아날로그 음골 속에 각인되어 있어 바이닐 컬렉터라면 필히 랙의 앞자리에 갖추어야 할 클래식 명반입니다.</w:t>
+        <w:t>80년대 황금기를 수놓았던 진정한 가창파 디바의 눈부신 시작점이자, 초판 바이닐만이 전해줄 수 있는 풍성한 펀치력과 아날로그적 질감을 고스란히 품고 있어 팝/록 애호가 및 LP 컬렉터라면 반드시 라이브러리에 꽂아두어야 할 불멸의 명반입니다.</w:t>
       </w:r>
     </w:p>
     <w:p>
@@ -565,7 +720,7 @@
           <w:color w:val="4338CA"/>
           <w:sz w:val="21"/>
         </w:rPr>
-        <w:t>이 음반을 통해 아날로그 바늘 끝에서 찬란하게 피어나는 로라 브래니건의 드라마틱한 목소리가 전해주는 감동을 다시 한번 경험해 보시는 것은 어떨까요?</w:t>
+        <w:t>이 음반을 통해 아날로그 바늘 끝에서 피어오르는 로라 브래니건의 뜨거운 숨결과 시대가 전해주는 감동을 다시 한번 경험해 보시는 것은 어떨까요?</w:t>
       </w:r>
     </w:p>
     <w:sectPr>
